--- a/국어-사회문제-프로젝트/1학년 6반 5번 박선진.docx
+++ b/국어-사회문제-프로젝트/1학년 6반 5번 박선진.docx
@@ -110,7 +110,7 @@
           </w:tcPr>
           <w:p>
             <w:r>
-              <w:t>로봇과 인공지능의 발달로 인한 일자리 감소 문제와 해결 방안</w:t>
+              <w:t>로봇·인공지능으로 인한 일자리 감소와 해결 방안</w:t>
             </w:r>
           </w:p>
         </w:tc>
@@ -132,7 +132,7 @@
           </w:tcPr>
           <w:p>
             <w:r>
-              <w:t>마틴 포드의 『로봇의 부상』을 읽고, 로봇과 인공지능이 단순 반복 노동뿐 아니라 기사 작성, 법률 문서 검토, 의료 진단 같은 전문직의 일까지 대신하고 있다는 사실을 알게 되었다. 특히 우리나라는 제조업 노동자 1만 명당 로봇 수가 세계 1위일 만큼 자동화가 빠르게 진행되고 있어, 우리가 사회에 나갈 때쯤 일자리 문제가 더 심각해질 수 있다. 일자리 감소는 소득 불평등과 경제 위기로도 이어질 수 있으므로, 이 문제의 실태와 원인을 조사하고 해결 방안을 모색하는 보고서를 작성하려 한다.</w:t>
+              <w:t>『로봇의 부상』을 읽고 로봇이 전문직 일자리까지 대신한다는 것을 알게 되었다. 우리나라는 로봇 밀도 세계 1위라 이 문제를 조사하려 한다.</w:t>
             </w:r>
           </w:p>
         </w:tc>
@@ -158,7 +158,7 @@
         <w:rPr>
           <w:b w:val="0"/>
         </w:rPr>
-        <w:t>▣ 제목: 로봇의 부상, 사라지는 일자리와 우리의 대응</w:t>
+        <w:t>▣ 제목: 로봇의 부상과 사라지는 일자리</w:t>
       </w:r>
     </w:p>
     <w:tbl>
@@ -202,7 +202,7 @@
             <w:r>
               <w:t>1. 조사 동기와 목적</w:t>
               <w:br/>
-              <w:t xml:space="preserve">  로봇·인공지능 자동화가 일자리에 미치는 영향과 그 원인을 파악하고, 일자리 감소 문제를 해결할 방안을 모색하고자 함.</w:t>
+              <w:t xml:space="preserve">  자동화로 인한 일자리 감소의 원인과 해결 방안을 알아보고자 함.</w:t>
             </w:r>
           </w:p>
         </w:tc>
@@ -224,9 +224,9 @@
             <w:r>
               <w:t>2. 조사 절차</w:t>
               <w:br/>
-              <w:t xml:space="preserve"> • 조사 기간: 2026년 10월 14일 ~ 10월 28일(15일간)</w:t>
+              <w:t xml:space="preserve"> • 조사 기간: 2026년 10월 28일</w:t>
               <w:br/>
-              <w:t xml:space="preserve"> • 조사 방법: 문헌 조사(『로봇의 부상』), 인터넷 검색(국제 기관 보고서, 신문 기사), 설문 조사</w:t>
+              <w:t xml:space="preserve"> • 조사 방법: 문헌 조사, 인터넷 검색</w:t>
             </w:r>
           </w:p>
         </w:tc>
@@ -248,11 +248,11 @@
             <w:r>
               <w:t>3. 조사 결과</w:t>
               <w:br/>
-              <w:t xml:space="preserve"> (1) 자동화로 인한 일자리 감소의 실태</w:t>
+              <w:t xml:space="preserve"> (1) 일자리 감소의 실태</w:t>
               <w:br/>
-              <w:t xml:space="preserve"> (2) 일자리 감소가 빠르게 일어나는 원인</w:t>
+              <w:t xml:space="preserve"> (2) 일자리 감소의 원인</w:t>
               <w:br/>
-              <w:t xml:space="preserve"> (3) 일자리 감소 문제의 해결 방안</w:t>
+              <w:t xml:space="preserve"> (3) 해결 방안</w:t>
             </w:r>
           </w:p>
         </w:tc>
@@ -262,17 +262,13 @@
           </w:tcPr>
           <w:p>
             <w:r>
-              <w:t>• 자료 2: 국가별 로봇 밀도 막대그래프</w:t>
+              <w:t>• 자료 2: 로봇 밀도 그래프</w:t>
               <w:br/>
-              <w:t xml:space="preserve">  → 활용 계획: 3. 조사 결과-(1)에서 우리나라의 자동화 수준이 세계 1위임을 보여 줄 때 그래프로 제시함.</w:t>
+              <w:t xml:space="preserve">  → 3-(1)에서 제시</w:t>
               <w:br/>
-              <w:t>• 자료 3: 자동화 위험 일자리 비율 표</w:t>
+              <w:t>• 자료 3: 자동화 위험 일자리 비율</w:t>
               <w:br/>
-              <w:t xml:space="preserve">  → 활용 계획: 3. 조사 결과-(1)에서 일자리가 얼마나 영향을 받는지 수치로 제시함.</w:t>
-              <w:br/>
-              <w:t>• 자료 5: 직업 재교육 관련 기사</w:t>
-              <w:br/>
-              <w:t xml:space="preserve">  → 활용 계획: 3. 조사 결과-(3)에서 해결 방안을 설명할 때 제시함.</w:t>
+              <w:t xml:space="preserve">  → 3-(1)에서 제시</w:t>
             </w:r>
           </w:p>
         </w:tc>
@@ -286,9 +282,9 @@
             <w:r>
               <w:t>4. 결론</w:t>
               <w:br/>
-              <w:t xml:space="preserve"> (1) 조사 내용 요약 및 정리</w:t>
+              <w:t xml:space="preserve"> (1) 조사 내용 요약</w:t>
               <w:br/>
-              <w:t xml:space="preserve"> (2) 로봇과 함께 살아가기 위한 우리의 자세 제안</w:t>
+              <w:t xml:space="preserve"> (2) 우리의 자세 제안</w:t>
             </w:r>
           </w:p>
         </w:tc>
@@ -365,9 +361,9 @@
           </w:tcPr>
           <w:p>
             <w:r>
-              <w:t>자료 1  자동화가 일자리를 위협하는 상황</w:t>
+              <w:t>자료 1  일자리 감소 상황</w:t>
               <w:br/>
-              <w:t>과거의 기계는 사람의 힘을 대신했지만, 오늘날의 정보 기술은 사람의 판단과 사고까지 대신한다. 이 때문에 단순 노동뿐 아니라 기자, 변호사, 의사 등 고학력 전문직의 일자리도 위협받고 있으며, 생산성은 높아지는데 임금은 오르지 않아 불평등이 커지고 있다.</w:t>
+              <w:t>정보 기술이 판단까지 대신해 전문직 일자리도 위협받고, 불평등이 커진다.</w:t>
             </w:r>
           </w:p>
         </w:tc>
@@ -377,9 +373,9 @@
           </w:tcPr>
           <w:p>
             <w:r>
-              <w:t>자료 2  우리나라의 로봇 밀도</w:t>
+              <w:t>자료 2  우리나라 로봇 밀도</w:t>
               <w:br/>
-              <w:t>국제로봇연맹(IFR)의 「세계 로봇 보고서 2024」에 따르면 우리나라 제조업의 로봇 밀도는 노동자 1만 명당 1,012대로 세계 1위이다. (2위 싱가포르 770대, 3위 중국 470대, 4위 독일 429대, 5위 일본 419대, 미국 295대)</w:t>
+              <w:t>제조업 노동자 1만 명당 로봇 1,012대로 세계 1위이다.</w:t>
             </w:r>
           </w:p>
         </w:tc>
@@ -391,7 +387,7 @@
           </w:tcPr>
           <w:p>
             <w:r>
-              <w:t>출처: 마틴 포드, 『로봇의 부상』(세종서적, 2016)</w:t>
+              <w:t>출처: 마틴 포드, 『로봇의 부상』</w:t>
             </w:r>
           </w:p>
         </w:tc>
@@ -401,7 +397,7 @@
           </w:tcPr>
           <w:p>
             <w:r>
-              <w:t>출처: 국제로봇연맹(IFR), 「World Robotics 2024」, 아시아경제 보도(2024. 11. 25.)</w:t>
+              <w:t>출처: 국제로봇연맹(IFR), 2024</w:t>
             </w:r>
           </w:p>
         </w:tc>
@@ -453,9 +449,9 @@
           </w:tcPr>
           <w:p>
             <w:r>
-              <w:t>자료 3  자동화 위험에 놓인 일자리 비율</w:t>
+              <w:t>자료 3  자동화 위험 일자리</w:t>
               <w:br/>
-              <w:t>OECD가 32개국을 조사한 결과, 전체 일자리의 14%는 자동화될 가능성이 70% 이상으로 높고, 32%는 자동화 가능성이 50~70%로 일하는 방식이 크게 바뀔 것으로 예측되었다.</w:t>
+              <w:t>OECD 일자리의 14%는 자동화 위험이 높고, 32%는 크게 바뀐다.</w:t>
             </w:r>
           </w:p>
         </w:tc>
@@ -465,9 +461,9 @@
           </w:tcPr>
           <w:p>
             <w:r>
-              <w:t>자료 4  미국 일자리의 자동화 위험</w:t>
+              <w:t>자료 4  미국 일자리 자동화 위험</w:t>
               <w:br/>
-              <w:t>미국 일자리 702개 직업을 분석한 결과 전체 일자리의 약 47%가 앞으로 10~20년 안에 자동화될 위험이 높은 것으로 나타났다.</w:t>
+              <w:t>미국 일자리의 약 47%가 자동화 위험이 높다.</w:t>
             </w:r>
           </w:p>
         </w:tc>
@@ -479,7 +475,7 @@
           </w:tcPr>
           <w:p>
             <w:r>
-              <w:t>출처: OECD, 「자동화, 기술 활용과 훈련(Automation, skills use and training)」 보고서(2018)</w:t>
+              <w:t>출처: OECD, 2018</w:t>
             </w:r>
           </w:p>
         </w:tc>
@@ -489,95 +485,7 @@
           </w:tcPr>
           <w:p>
             <w:r>
-              <w:t>출처: 프레이·오스본(옥스퍼드대), 「고용의 미래」(2013)</w:t>
-            </w:r>
-          </w:p>
-        </w:tc>
-      </w:tr>
-    </w:tbl>
-    <w:p>
-      <w:r>
-        <w:rPr>
-          <w:b w:val="0"/>
-        </w:rPr>
-      </w:r>
-    </w:p>
-    <w:tbl>
-      <w:tblPr>
-        <w:tblStyle w:val="TableGrid"/>
-        <w:tblW w:type="auto" w:w="0"/>
-        <w:tblLook w:firstColumn="1" w:firstRow="1" w:lastColumn="0" w:lastRow="0" w:noHBand="0" w:noVBand="1" w:val="04A0"/>
-      </w:tblPr>
-      <w:tblGrid>
-        <w:gridCol w:w="4320"/>
-        <w:gridCol w:w="4320"/>
-      </w:tblGrid>
-      <w:tr>
-        <w:tc>
-          <w:tcPr>
-            <w:tcW w:type="dxa" w:w="4320"/>
-          </w:tcPr>
-          <w:p>
-            <w:r>
-              <w:t>조사 내용</w:t>
-            </w:r>
-          </w:p>
-        </w:tc>
-        <w:tc>
-          <w:tcPr>
-            <w:tcW w:type="dxa" w:w="4320"/>
-          </w:tcPr>
-          <w:p>
-            <w:r>
-              <w:t>조사 내용</w:t>
-            </w:r>
-          </w:p>
-        </w:tc>
-      </w:tr>
-      <w:tr>
-        <w:tc>
-          <w:tcPr>
-            <w:tcW w:type="dxa" w:w="4320"/>
-          </w:tcPr>
-          <w:p>
-            <w:r>
-              <w:t>자료 5  해결 방안: 기본소득과 직업 재교육</w:t>
-              <w:br/>
-              <w:t>『로봇의 부상』의 저자는 일자리가 줄어드는 사회에서는 모든 사람에게 최소한의 생활을 보장하는 기본소득이 필요하다고 주장한다. 또한 로봇이 대신하기 어려운 공감, 창의성, 소통 능력을 기르는 교육과 평생 직업 재교육이 필요하다.</w:t>
-            </w:r>
-          </w:p>
-        </w:tc>
-        <w:tc>
-          <w:tcPr>
-            <w:tcW w:type="dxa" w:w="4320"/>
-          </w:tcPr>
-          <w:p>
-            <w:r>
-              <w:t>자료 6  로봇 때문에 일자리가 사라진다는 주장</w:t>
-              <w:br/>
-              <w:t>인터넷 커뮤니티 게시글: "10년 안에 모든 직업의 90%가 로봇으로 대체된다."</w:t>
-            </w:r>
-          </w:p>
-        </w:tc>
-      </w:tr>
-      <w:tr>
-        <w:tc>
-          <w:tcPr>
-            <w:tcW w:type="dxa" w:w="4320"/>
-          </w:tcPr>
-          <w:p>
-            <w:r>
-              <w:t>출처: 마틴 포드, 『로봇의 부상』(세종서적, 2016)</w:t>
-            </w:r>
-          </w:p>
-        </w:tc>
-        <w:tc>
-          <w:tcPr>
-            <w:tcW w:type="dxa" w:w="4320"/>
-          </w:tcPr>
-          <w:p>
-            <w:r>
-              <w:t>출처: 인터넷 커뮤니티 게시판(작성자 불명)</w:t>
+              <w:t>출처: 프레이·오스본, 2013</w:t>
             </w:r>
           </w:p>
         </w:tc>
@@ -672,7 +580,7 @@
           </w:tcPr>
           <w:p>
             <w:r>
-              <w:t>자료 1, 자료 2, 자료 3, 자료 5는 보고서의 주제에 맞고, 책과 국제 기관(IFR, OECD)처럼 신뢰할 만한 출처에서 나온 자료이므로 모두 선택하여 활용한다.</w:t>
+              <w:t>자료 1, 2, 3은 주제에 맞고 출처가 믿을 만하여 활용한다.</w:t>
             </w:r>
           </w:p>
         </w:tc>
@@ -682,7 +590,7 @@
           </w:tcPr>
           <w:p>
             <w:r>
-              <w:t>자료 4는 2013년 자료로 최신 정보가 아니고 미국만 조사한 것이어서 제외한다. 자료 6은 작성자와 근거를 확인할 수 없고 지나치게 과장된 주장이어서 신뢰할 수 없으므로 제외한다.</w:t>
+              <w:t>자료 4는 오래되었고 미국만 조사한 자료라 제외한다.</w:t>
             </w:r>
           </w:p>
         </w:tc>
